--- a/KAK reentry baru.docx
+++ b/KAK reentry baru.docx
@@ -1342,14 +1342,7 @@
           <w:bCs/>
           <w:color w:val="000000"/>
         </w:rPr>
-        <w:t>Evan Nur Setya Hadi</w:t>
-      </w:r>
-      <w:r>
-        <w:rPr>
-          <w:bCs/>
-          <w:color w:val="000000"/>
-        </w:rPr>
-        <w:t>, S.STP, M.A.P</w:t>
+        <w:t>Evan Nur Setya Hadi, S.STP, M.A.P</w:t>
       </w:r>
     </w:p>
     <w:p>
@@ -2043,7 +2036,27 @@
       </w:r>
       <w:proofErr w:type="spellEnd"/>
       <w:r>
-        <w:t xml:space="preserve"> penerapan teknologi computer vision dan machine learning </w:t>
+        <w:t xml:space="preserve"> penerapan teknologi </w:t>
+      </w:r>
+      <w:r>
+        <w:rPr>
+          <w:i/>
+          <w:iCs/>
+        </w:rPr>
+        <w:t>computer vision</w:t>
+      </w:r>
+      <w:r>
+        <w:t xml:space="preserve"> dan </w:t>
+      </w:r>
+      <w:r>
+        <w:rPr>
+          <w:i/>
+          <w:iCs/>
+        </w:rPr>
+        <w:t>machine learning</w:t>
+      </w:r>
+      <w:r>
+        <w:t xml:space="preserve"> </w:t>
       </w:r>
       <w:proofErr w:type="spellStart"/>
       <w:r>
